--- a/web/library-app/лаба2.docx
+++ b/web/library-app/лаба2.docx
@@ -3332,15 +3332,7 @@
           <w:sz w:val="28"/>
           <w:szCs w:val="28"/>
         </w:rPr>
-        <w:t xml:space="preserve">Файл </w:t>
-      </w:r>
-      <w:r>
-        <w:rPr>
-          <w:b/>
-          <w:sz w:val="28"/>
-          <w:szCs w:val="28"/>
-        </w:rPr>
-        <w:t>styles.css</w:t>
+        <w:t>Файл styles.css</w:t>
       </w:r>
       <w:r>
         <w:rPr>
@@ -3702,15 +3694,7 @@
           <w:sz w:val="28"/>
           <w:szCs w:val="28"/>
         </w:rPr>
-        <w:t xml:space="preserve">Файл </w:t>
-      </w:r>
-      <w:r>
-        <w:rPr>
-          <w:b/>
-          <w:sz w:val="28"/>
-          <w:szCs w:val="28"/>
-        </w:rPr>
-        <w:t>detail.js</w:t>
+        <w:t>Файл detail.js</w:t>
       </w:r>
       <w:r>
         <w:rPr>
@@ -4353,14 +4337,7 @@
           <w:sz w:val="28"/>
           <w:szCs w:val="28"/>
         </w:rPr>
-        <w:t xml:space="preserve"> - Получение информации о конкретной книге по её идентификатору. Используется для загр</w:t>
-      </w:r>
-      <w:r>
-        <w:rPr>
-          <w:sz w:val="28"/>
-          <w:szCs w:val="28"/>
-        </w:rPr>
-        <w:t>узки данных при редактировании.</w:t>
+        <w:t xml:space="preserve"> - Получение информации о конкретной книге по её идентификатору. Используется для загрузки данных при редактировании.</w:t>
       </w:r>
     </w:p>
     <w:p>
@@ -4415,14 +4392,7 @@
           <w:sz w:val="28"/>
           <w:szCs w:val="28"/>
         </w:rPr>
-        <w:t xml:space="preserve"> - Создание новой книги. Принимает данные книги в теле запроса и добавляет новую запись в хранилище. Возвращает созданную книгу</w:t>
-      </w:r>
-      <w:r>
-        <w:rPr>
-          <w:sz w:val="28"/>
-          <w:szCs w:val="28"/>
-        </w:rPr>
-        <w:t xml:space="preserve"> с присвоенным идентификатором.</w:t>
+        <w:t xml:space="preserve"> - Создание новой книги. Принимает данные книги в теле запроса и добавляет новую запись в хранилище. Возвращает созданную книгу с присвоенным идентификатором.</w:t>
       </w:r>
     </w:p>
     <w:p>
@@ -4756,8 +4726,6 @@
         </w:rPr>
         <w:t xml:space="preserve"> - Операция возврата книги в библиотеку. Сбрасывает статус книги на "доступна" и очищает информацию о читателе и дате возврата.</w:t>
       </w:r>
-      <w:bookmarkStart w:id="0" w:name="_GoBack"/>
-      <w:bookmarkEnd w:id="0"/>
     </w:p>
     <w:p>
       <w:pPr>
@@ -4982,15 +4950,14 @@
       </w:pPr>
       <w:r>
         <w:rPr>
-          <w:rStyle w:val="aff1"/>
-          <w:noProof/>
-          <w:sz w:val="28"/>
+          <w:sz w:val="28"/>
+          <w:szCs w:val="28"/>
         </w:rPr>
         <w:drawing>
-          <wp:inline distT="0" distB="0" distL="0" distR="0">
-            <wp:extent cx="6105525" cy="3819525"/>
-            <wp:effectExtent l="0" t="0" r="9525" b="9525"/>
-            <wp:docPr id="1" name="Рисунок 1" descr="C:\Users\mazer300\Downloads\Dw1DhlfvjycI6MPex1nGMB9-FieMZDYoRbp8u2GTIv55pX_1pSWTHOI760rKnRvTx3QEuZCeM81D4Ma38IxVvCMV.jpg"/>
+          <wp:inline distT="0" distB="0" distL="0" distR="0" wp14:anchorId="209B625F" wp14:editId="3355BB68">
+            <wp:extent cx="5630061" cy="3410426"/>
+            <wp:effectExtent l="0" t="0" r="8890" b="0"/>
+            <wp:docPr id="1" name="Рисунок 1"/>
             <wp:cNvGraphicFramePr>
               <a:graphicFrameLocks xmlns:a="http://schemas.openxmlformats.org/drawingml/2006/main" noChangeAspect="1"/>
             </wp:cNvGraphicFramePr>
@@ -4998,36 +4965,23 @@
               <a:graphicData uri="http://schemas.openxmlformats.org/drawingml/2006/picture">
                 <pic:pic xmlns:pic="http://schemas.openxmlformats.org/drawingml/2006/picture">
                   <pic:nvPicPr>
-                    <pic:cNvPr id="0" name="Picture 1" descr="C:\Users\mazer300\Downloads\Dw1DhlfvjycI6MPex1nGMB9-FieMZDYoRbp8u2GTIv55pX_1pSWTHOI760rKnRvTx3QEuZCeM81D4Ma38IxVvCMV.jpg"/>
-                    <pic:cNvPicPr>
-                      <a:picLocks noChangeAspect="1" noChangeArrowheads="1"/>
-                    </pic:cNvPicPr>
+                    <pic:cNvPr id="1" name=""/>
+                    <pic:cNvPicPr/>
                   </pic:nvPicPr>
                   <pic:blipFill>
-                    <a:blip r:embed="rId7" cstate="print">
-                      <a:extLst>
-                        <a:ext uri="{28A0092B-C50C-407E-A947-70E740481C1C}">
-                          <a14:useLocalDpi xmlns:a14="http://schemas.microsoft.com/office/drawing/2010/main" val="0"/>
-                        </a:ext>
-                      </a:extLst>
-                    </a:blip>
-                    <a:srcRect/>
+                    <a:blip r:embed="rId7"/>
                     <a:stretch>
                       <a:fillRect/>
                     </a:stretch>
                   </pic:blipFill>
-                  <pic:spPr bwMode="auto">
+                  <pic:spPr>
                     <a:xfrm>
                       <a:off x="0" y="0"/>
-                      <a:ext cx="6105525" cy="3819525"/>
+                      <a:ext cx="5630061" cy="3410426"/>
                     </a:xfrm>
                     <a:prstGeom prst="rect">
                       <a:avLst/>
                     </a:prstGeom>
-                    <a:noFill/>
-                    <a:ln>
-                      <a:noFill/>
-                    </a:ln>
                   </pic:spPr>
                 </pic:pic>
               </a:graphicData>
@@ -5049,7 +5003,19 @@
         <w:rPr>
           <w:szCs w:val="28"/>
         </w:rPr>
-        <w:t>Рисунок 1 – начальный экран при заходе на сайт</w:t>
+        <w:t>Рисунок 1 –</w:t>
+      </w:r>
+      <w:r>
+        <w:rPr>
+          <w:szCs w:val="28"/>
+        </w:rPr>
+        <w:t xml:space="preserve"> </w:t>
+      </w:r>
+      <w:r>
+        <w:rPr>
+          <w:szCs w:val="28"/>
+        </w:rPr>
+        <w:t>начальный экран при заходе на сайт</w:t>
       </w:r>
     </w:p>
     <w:p>
@@ -5058,7 +5024,6 @@
         <w:spacing w:line="360" w:lineRule="auto"/>
         <w:jc w:val="center"/>
         <w:rPr>
-          <w:sz w:val="28"/>
           <w:szCs w:val="28"/>
         </w:rPr>
       </w:pPr>
@@ -5075,15 +5040,14 @@
       </w:pPr>
       <w:r>
         <w:rPr>
-          <w:noProof/>
           <w:sz w:val="28"/>
           <w:szCs w:val="28"/>
         </w:rPr>
         <w:drawing>
-          <wp:inline distT="0" distB="0" distL="0" distR="0">
-            <wp:extent cx="6105525" cy="3819525"/>
-            <wp:effectExtent l="0" t="0" r="9525" b="9525"/>
-            <wp:docPr id="2" name="Рисунок 2" descr="C:\Users\mazer300\Downloads\fSTfxKpJegUoB6T1-1BE8F9m3p2xEu99ztcA3Ygyqo85vGg094mCX3o8JNhr1KH_73PB7I2cqvn6FJRxP4p4vV29.jpg"/>
+          <wp:inline distT="0" distB="0" distL="0" distR="0" wp14:anchorId="202D2204" wp14:editId="53A5F8E8">
+            <wp:extent cx="5744377" cy="3591426"/>
+            <wp:effectExtent l="0" t="0" r="8890" b="9525"/>
+            <wp:docPr id="3" name="Рисунок 3"/>
             <wp:cNvGraphicFramePr>
               <a:graphicFrameLocks xmlns:a="http://schemas.openxmlformats.org/drawingml/2006/main" noChangeAspect="1"/>
             </wp:cNvGraphicFramePr>
@@ -5091,36 +5055,23 @@
               <a:graphicData uri="http://schemas.openxmlformats.org/drawingml/2006/picture">
                 <pic:pic xmlns:pic="http://schemas.openxmlformats.org/drawingml/2006/picture">
                   <pic:nvPicPr>
-                    <pic:cNvPr id="0" name="Picture 2" descr="C:\Users\mazer300\Downloads\fSTfxKpJegUoB6T1-1BE8F9m3p2xEu99ztcA3Ygyqo85vGg094mCX3o8JNhr1KH_73PB7I2cqvn6FJRxP4p4vV29.jpg"/>
-                    <pic:cNvPicPr>
-                      <a:picLocks noChangeAspect="1" noChangeArrowheads="1"/>
-                    </pic:cNvPicPr>
+                    <pic:cNvPr id="1" name=""/>
+                    <pic:cNvPicPr/>
                   </pic:nvPicPr>
                   <pic:blipFill>
-                    <a:blip r:embed="rId8" cstate="print">
-                      <a:extLst>
-                        <a:ext uri="{28A0092B-C50C-407E-A947-70E740481C1C}">
-                          <a14:useLocalDpi xmlns:a14="http://schemas.microsoft.com/office/drawing/2010/main" val="0"/>
-                        </a:ext>
-                      </a:extLst>
-                    </a:blip>
-                    <a:srcRect/>
+                    <a:blip r:embed="rId8"/>
                     <a:stretch>
                       <a:fillRect/>
                     </a:stretch>
                   </pic:blipFill>
-                  <pic:spPr bwMode="auto">
+                  <pic:spPr>
                     <a:xfrm>
                       <a:off x="0" y="0"/>
-                      <a:ext cx="6105525" cy="3819525"/>
+                      <a:ext cx="5744377" cy="3591426"/>
                     </a:xfrm>
                     <a:prstGeom prst="rect">
                       <a:avLst/>
                     </a:prstGeom>
-                    <a:noFill/>
-                    <a:ln>
-                      <a:noFill/>
-                    </a:ln>
                   </pic:spPr>
                 </pic:pic>
               </a:graphicData>
@@ -5154,13 +5105,25 @@
         <w:rPr>
           <w:szCs w:val="28"/>
         </w:rPr>
-        <w:t xml:space="preserve"> – начальный экран </w:t>
-      </w:r>
-      <w:r>
-        <w:rPr>
-          <w:szCs w:val="28"/>
-        </w:rPr>
-        <w:t xml:space="preserve">с заполненным именем </w:t>
+        <w:t xml:space="preserve"> – </w:t>
+      </w:r>
+      <w:r>
+        <w:rPr>
+          <w:szCs w:val="28"/>
+        </w:rPr>
+        <w:t>макет начального</w:t>
+      </w:r>
+      <w:r>
+        <w:rPr>
+          <w:szCs w:val="28"/>
+        </w:rPr>
+        <w:t xml:space="preserve"> экран при заходе на сайт</w:t>
+      </w:r>
+      <w:r>
+        <w:rPr>
+          <w:szCs w:val="28"/>
+        </w:rPr>
+        <w:t xml:space="preserve"> </w:t>
       </w:r>
     </w:p>
     <w:p>
@@ -5169,20 +5132,30 @@
         <w:spacing w:line="360" w:lineRule="auto"/>
         <w:jc w:val="center"/>
         <w:rPr>
-          <w:szCs w:val="28"/>
-        </w:rPr>
-      </w:pPr>
-      <w:r>
-        <w:rPr>
           <w:noProof/>
+          <w:szCs w:val="28"/>
+        </w:rPr>
+      </w:pPr>
+    </w:p>
+    <w:p>
+      <w:pPr>
+        <w:pStyle w:val="Standard"/>
+        <w:spacing w:line="360" w:lineRule="auto"/>
+        <w:jc w:val="center"/>
+        <w:rPr>
+          <w:szCs w:val="28"/>
+        </w:rPr>
+      </w:pPr>
+      <w:r>
+        <w:rPr>
           <w:szCs w:val="28"/>
         </w:rPr>
         <w:lastRenderedPageBreak/>
         <w:drawing>
-          <wp:inline distT="0" distB="0" distL="0" distR="0">
-            <wp:extent cx="6105525" cy="3819525"/>
-            <wp:effectExtent l="0" t="0" r="9525" b="9525"/>
-            <wp:docPr id="3" name="Рисунок 3" descr="C:\Users\mazer300\Downloads\wi4yOIBRHgTeGVFQgowlui_w2Jy8qcbHGhF4bI1q_30_vyQKbHCfVRyRm1CoRzD-V3LL1jEsU6GOTOrRDErTJWmE.jpg"/>
+          <wp:inline distT="0" distB="0" distL="0" distR="0" wp14:anchorId="6454610B" wp14:editId="01EC64F5">
+            <wp:extent cx="4982270" cy="2724530"/>
+            <wp:effectExtent l="0" t="0" r="8890" b="0"/>
+            <wp:docPr id="4" name="Рисунок 4"/>
             <wp:cNvGraphicFramePr>
               <a:graphicFrameLocks xmlns:a="http://schemas.openxmlformats.org/drawingml/2006/main" noChangeAspect="1"/>
             </wp:cNvGraphicFramePr>
@@ -5190,36 +5163,23 @@
               <a:graphicData uri="http://schemas.openxmlformats.org/drawingml/2006/picture">
                 <pic:pic xmlns:pic="http://schemas.openxmlformats.org/drawingml/2006/picture">
                   <pic:nvPicPr>
-                    <pic:cNvPr id="0" name="Picture 3" descr="C:\Users\mazer300\Downloads\wi4yOIBRHgTeGVFQgowlui_w2Jy8qcbHGhF4bI1q_30_vyQKbHCfVRyRm1CoRzD-V3LL1jEsU6GOTOrRDErTJWmE.jpg"/>
-                    <pic:cNvPicPr>
-                      <a:picLocks noChangeAspect="1" noChangeArrowheads="1"/>
-                    </pic:cNvPicPr>
+                    <pic:cNvPr id="1" name=""/>
+                    <pic:cNvPicPr/>
                   </pic:nvPicPr>
                   <pic:blipFill>
-                    <a:blip r:embed="rId9" cstate="print">
-                      <a:extLst>
-                        <a:ext uri="{28A0092B-C50C-407E-A947-70E740481C1C}">
-                          <a14:useLocalDpi xmlns:a14="http://schemas.microsoft.com/office/drawing/2010/main" val="0"/>
-                        </a:ext>
-                      </a:extLst>
-                    </a:blip>
-                    <a:srcRect/>
+                    <a:blip r:embed="rId9"/>
                     <a:stretch>
                       <a:fillRect/>
                     </a:stretch>
                   </pic:blipFill>
-                  <pic:spPr bwMode="auto">
+                  <pic:spPr>
                     <a:xfrm>
                       <a:off x="0" y="0"/>
-                      <a:ext cx="6105525" cy="3819525"/>
+                      <a:ext cx="4982270" cy="2724530"/>
                     </a:xfrm>
                     <a:prstGeom prst="rect">
                       <a:avLst/>
                     </a:prstGeom>
-                    <a:noFill/>
-                    <a:ln>
-                      <a:noFill/>
-                    </a:ln>
                   </pic:spPr>
                 </pic:pic>
               </a:graphicData>
@@ -5259,7 +5219,7 @@
         <w:rPr>
           <w:szCs w:val="28"/>
         </w:rPr>
-        <w:t>экран с игровым процессом</w:t>
+        <w:t>макет карточки книги</w:t>
       </w:r>
     </w:p>
     <w:p>
@@ -5288,9 +5248,9 @@
         </w:rPr>
         <w:drawing>
           <wp:inline distT="0" distB="0" distL="0" distR="0">
-            <wp:extent cx="6105525" cy="3819525"/>
-            <wp:effectExtent l="0" t="0" r="9525" b="9525"/>
-            <wp:docPr id="4" name="Рисунок 4" descr="C:\Users\mazer300\Downloads\SrioKEzfhDlkk3bWEP0epZMEhpmTQdOQGJue_cfqDtUguZisckxdnmVoxSBxQ8WIqWGN3MJ6CrZqT4YpbOb4NOg8.jpg"/>
+            <wp:extent cx="6103620" cy="3811905"/>
+            <wp:effectExtent l="0" t="0" r="0" b="0"/>
+            <wp:docPr id="10" name="Рисунок 10" descr="C:\Users\mazer300\Downloads\YRwz6T7BBQq--20wVLcLNx5IsmIRgygwP4A6HCnzLeBdwfDIRPlFLRqB1sksIJ2W8kzXlMdqqOMLG8AFfWv_MGlt.jpg"/>
             <wp:cNvGraphicFramePr>
               <a:graphicFrameLocks xmlns:a="http://schemas.openxmlformats.org/drawingml/2006/main" noChangeAspect="1"/>
             </wp:cNvGraphicFramePr>
@@ -5298,7 +5258,7 @@
               <a:graphicData uri="http://schemas.openxmlformats.org/drawingml/2006/picture">
                 <pic:pic xmlns:pic="http://schemas.openxmlformats.org/drawingml/2006/picture">
                   <pic:nvPicPr>
-                    <pic:cNvPr id="0" name="Picture 4" descr="C:\Users\mazer300\Downloads\SrioKEzfhDlkk3bWEP0epZMEhpmTQdOQGJue_cfqDtUguZisckxdnmVoxSBxQ8WIqWGN3MJ6CrZqT4YpbOb4NOg8.jpg"/>
+                    <pic:cNvPr id="0" name="Picture 4" descr="C:\Users\mazer300\Downloads\YRwz6T7BBQq--20wVLcLNx5IsmIRgygwP4A6HCnzLeBdwfDIRPlFLRqB1sksIJ2W8kzXlMdqqOMLG8AFfWv_MGlt.jpg"/>
                     <pic:cNvPicPr>
                       <a:picLocks noChangeAspect="1" noChangeArrowheads="1"/>
                     </pic:cNvPicPr>
@@ -5319,7 +5279,7 @@
                   <pic:spPr bwMode="auto">
                     <a:xfrm>
                       <a:off x="0" y="0"/>
-                      <a:ext cx="6105525" cy="3819525"/>
+                      <a:ext cx="6103620" cy="3811905"/>
                     </a:xfrm>
                     <a:prstGeom prst="rect">
                       <a:avLst/>
@@ -5367,7 +5327,13 @@
         <w:rPr>
           <w:szCs w:val="28"/>
         </w:rPr>
-        <w:t xml:space="preserve">конец игры </w:t>
+        <w:t>карточка книги на сайте</w:t>
+      </w:r>
+      <w:r>
+        <w:rPr>
+          <w:szCs w:val="28"/>
+        </w:rPr>
+        <w:t xml:space="preserve"> </w:t>
       </w:r>
     </w:p>
     <w:p>
@@ -5396,22 +5362,45 @@
         <w:spacing w:line="360" w:lineRule="auto"/>
         <w:jc w:val="center"/>
         <w:rPr>
-          <w:sz w:val="28"/>
-          <w:szCs w:val="28"/>
-        </w:rPr>
-      </w:pPr>
-      <w:r>
-        <w:rPr>
           <w:noProof/>
+          <w:sz w:val="28"/>
+          <w:szCs w:val="28"/>
+        </w:rPr>
+      </w:pPr>
+    </w:p>
+    <w:p>
+      <w:pPr>
+        <w:pStyle w:val="Standard"/>
+        <w:spacing w:line="360" w:lineRule="auto"/>
+        <w:jc w:val="center"/>
+        <w:rPr>
+          <w:noProof/>
+          <w:sz w:val="28"/>
+          <w:szCs w:val="28"/>
+        </w:rPr>
+      </w:pPr>
+    </w:p>
+    <w:p>
+      <w:pPr>
+        <w:pStyle w:val="Standard"/>
+        <w:spacing w:line="360" w:lineRule="auto"/>
+        <w:jc w:val="center"/>
+        <w:rPr>
+          <w:sz w:val="28"/>
+          <w:szCs w:val="28"/>
+        </w:rPr>
+      </w:pPr>
+      <w:r>
+        <w:rPr>
           <w:sz w:val="28"/>
           <w:szCs w:val="28"/>
         </w:rPr>
         <w:lastRenderedPageBreak/>
         <w:drawing>
-          <wp:inline distT="0" distB="0" distL="0" distR="0">
-            <wp:extent cx="6105525" cy="3819525"/>
-            <wp:effectExtent l="0" t="0" r="9525" b="9525"/>
-            <wp:docPr id="5" name="Рисунок 5" descr="C:\Users\mazer300\Downloads\E1qCXDuMpyj-wJ8Ui-QnreFK5iCD8wZJ1EYOS5XKC1pgdTHPiNkPwQBPosYNRkipEPO9CXt7hcIqZtj9nMOydnIZ.jpg"/>
+          <wp:inline distT="0" distB="0" distL="0" distR="0" wp14:anchorId="18F7005B" wp14:editId="7A894B00">
+            <wp:extent cx="4248743" cy="2981741"/>
+            <wp:effectExtent l="0" t="0" r="0" b="9525"/>
+            <wp:docPr id="5" name="Рисунок 5"/>
             <wp:cNvGraphicFramePr>
               <a:graphicFrameLocks xmlns:a="http://schemas.openxmlformats.org/drawingml/2006/main" noChangeAspect="1"/>
             </wp:cNvGraphicFramePr>
@@ -5419,36 +5408,23 @@
               <a:graphicData uri="http://schemas.openxmlformats.org/drawingml/2006/picture">
                 <pic:pic xmlns:pic="http://schemas.openxmlformats.org/drawingml/2006/picture">
                   <pic:nvPicPr>
-                    <pic:cNvPr id="0" name="Picture 5" descr="C:\Users\mazer300\Downloads\E1qCXDuMpyj-wJ8Ui-QnreFK5iCD8wZJ1EYOS5XKC1pgdTHPiNkPwQBPosYNRkipEPO9CXt7hcIqZtj9nMOydnIZ.jpg"/>
-                    <pic:cNvPicPr>
-                      <a:picLocks noChangeAspect="1" noChangeArrowheads="1"/>
-                    </pic:cNvPicPr>
+                    <pic:cNvPr id="1" name=""/>
+                    <pic:cNvPicPr/>
                   </pic:nvPicPr>
                   <pic:blipFill>
-                    <a:blip r:embed="rId11" cstate="print">
-                      <a:extLst>
-                        <a:ext uri="{28A0092B-C50C-407E-A947-70E740481C1C}">
-                          <a14:useLocalDpi xmlns:a14="http://schemas.microsoft.com/office/drawing/2010/main" val="0"/>
-                        </a:ext>
-                      </a:extLst>
-                    </a:blip>
-                    <a:srcRect/>
+                    <a:blip r:embed="rId11"/>
                     <a:stretch>
                       <a:fillRect/>
                     </a:stretch>
                   </pic:blipFill>
-                  <pic:spPr bwMode="auto">
+                  <pic:spPr>
                     <a:xfrm>
                       <a:off x="0" y="0"/>
-                      <a:ext cx="6105525" cy="3819525"/>
+                      <a:ext cx="4248743" cy="2981741"/>
                     </a:xfrm>
                     <a:prstGeom prst="rect">
                       <a:avLst/>
                     </a:prstGeom>
-                    <a:noFill/>
-                    <a:ln>
-                      <a:noFill/>
-                    </a:ln>
                   </pic:spPr>
                 </pic:pic>
               </a:graphicData>
@@ -5488,7 +5464,7 @@
         <w:rPr>
           <w:szCs w:val="28"/>
         </w:rPr>
-        <w:t>таблица рекордов</w:t>
+        <w:t>макет окна выдачи</w:t>
       </w:r>
     </w:p>
     <w:p>
@@ -5497,14 +5473,301 @@
         <w:spacing w:line="360" w:lineRule="auto"/>
         <w:jc w:val="center"/>
         <w:rPr>
+          <w:noProof/>
+          <w:sz w:val="28"/>
+          <w:szCs w:val="28"/>
+        </w:rPr>
+      </w:pPr>
+    </w:p>
+    <w:p>
+      <w:pPr>
+        <w:pStyle w:val="Standard"/>
+        <w:spacing w:line="360" w:lineRule="auto"/>
+        <w:jc w:val="center"/>
+        <w:rPr>
+          <w:noProof/>
+          <w:sz w:val="28"/>
+          <w:szCs w:val="28"/>
+        </w:rPr>
+      </w:pPr>
+      <w:r>
+        <w:rPr>
+          <w:noProof/>
+          <w:sz w:val="28"/>
+          <w:szCs w:val="28"/>
+        </w:rPr>
+        <w:drawing>
+          <wp:inline distT="0" distB="0" distL="0" distR="0" wp14:anchorId="0A77D9E2" wp14:editId="46FE2460">
+            <wp:extent cx="5477639" cy="2886478"/>
+            <wp:effectExtent l="0" t="0" r="0" b="9525"/>
+            <wp:docPr id="7" name="Рисунок 7"/>
+            <wp:cNvGraphicFramePr>
+              <a:graphicFrameLocks xmlns:a="http://schemas.openxmlformats.org/drawingml/2006/main" noChangeAspect="1"/>
+            </wp:cNvGraphicFramePr>
+            <a:graphic xmlns:a="http://schemas.openxmlformats.org/drawingml/2006/main">
+              <a:graphicData uri="http://schemas.openxmlformats.org/drawingml/2006/picture">
+                <pic:pic xmlns:pic="http://schemas.openxmlformats.org/drawingml/2006/picture">
+                  <pic:nvPicPr>
+                    <pic:cNvPr id="1" name=""/>
+                    <pic:cNvPicPr/>
+                  </pic:nvPicPr>
+                  <pic:blipFill>
+                    <a:blip r:embed="rId12"/>
+                    <a:stretch>
+                      <a:fillRect/>
+                    </a:stretch>
+                  </pic:blipFill>
+                  <pic:spPr>
+                    <a:xfrm>
+                      <a:off x="0" y="0"/>
+                      <a:ext cx="5477639" cy="2886478"/>
+                    </a:xfrm>
+                    <a:prstGeom prst="rect">
+                      <a:avLst/>
+                    </a:prstGeom>
+                  </pic:spPr>
+                </pic:pic>
+              </a:graphicData>
+            </a:graphic>
+          </wp:inline>
+        </w:drawing>
+      </w:r>
+    </w:p>
+    <w:p>
+      <w:pPr>
+        <w:pStyle w:val="Standard"/>
+        <w:spacing w:line="360" w:lineRule="auto"/>
+        <w:jc w:val="center"/>
+        <w:rPr>
+          <w:szCs w:val="28"/>
+        </w:rPr>
+      </w:pPr>
+      <w:r>
+        <w:rPr>
+          <w:szCs w:val="28"/>
+        </w:rPr>
+        <w:t xml:space="preserve">Рисунок </w:t>
+      </w:r>
+      <w:r>
+        <w:rPr>
+          <w:szCs w:val="28"/>
+        </w:rPr>
+        <w:t>6</w:t>
+      </w:r>
+      <w:r>
+        <w:rPr>
+          <w:szCs w:val="28"/>
+        </w:rPr>
+        <w:t xml:space="preserve"> – </w:t>
+      </w:r>
+      <w:r>
+        <w:rPr>
+          <w:szCs w:val="28"/>
+        </w:rPr>
+        <w:t>окно выдачи на сайте</w:t>
+      </w:r>
+    </w:p>
+    <w:p>
+      <w:pPr>
+        <w:pStyle w:val="Standard"/>
+        <w:spacing w:line="360" w:lineRule="auto"/>
+        <w:jc w:val="center"/>
+        <w:rPr>
+          <w:noProof/>
+          <w:sz w:val="28"/>
+          <w:szCs w:val="28"/>
+        </w:rPr>
+      </w:pPr>
+    </w:p>
+    <w:p>
+      <w:pPr>
+        <w:pStyle w:val="Standard"/>
+        <w:spacing w:line="360" w:lineRule="auto"/>
+        <w:jc w:val="center"/>
+        <w:rPr>
+          <w:sz w:val="28"/>
+          <w:szCs w:val="28"/>
+        </w:rPr>
+      </w:pPr>
+      <w:r>
+        <w:rPr>
+          <w:sz w:val="28"/>
+          <w:szCs w:val="28"/>
+        </w:rPr>
+        <w:lastRenderedPageBreak/>
+        <w:drawing>
+          <wp:inline distT="0" distB="0" distL="0" distR="0" wp14:anchorId="3FD39357" wp14:editId="4994C0CF">
+            <wp:extent cx="2819794" cy="3562847"/>
+            <wp:effectExtent l="0" t="0" r="0" b="0"/>
+            <wp:docPr id="15" name="Рисунок 15"/>
+            <wp:cNvGraphicFramePr>
+              <a:graphicFrameLocks xmlns:a="http://schemas.openxmlformats.org/drawingml/2006/main" noChangeAspect="1"/>
+            </wp:cNvGraphicFramePr>
+            <a:graphic xmlns:a="http://schemas.openxmlformats.org/drawingml/2006/main">
+              <a:graphicData uri="http://schemas.openxmlformats.org/drawingml/2006/picture">
+                <pic:pic xmlns:pic="http://schemas.openxmlformats.org/drawingml/2006/picture">
+                  <pic:nvPicPr>
+                    <pic:cNvPr id="1" name=""/>
+                    <pic:cNvPicPr/>
+                  </pic:nvPicPr>
+                  <pic:blipFill>
+                    <a:blip r:embed="rId13"/>
+                    <a:stretch>
+                      <a:fillRect/>
+                    </a:stretch>
+                  </pic:blipFill>
+                  <pic:spPr>
+                    <a:xfrm>
+                      <a:off x="0" y="0"/>
+                      <a:ext cx="2819794" cy="3562847"/>
+                    </a:xfrm>
+                    <a:prstGeom prst="rect">
+                      <a:avLst/>
+                    </a:prstGeom>
+                  </pic:spPr>
+                </pic:pic>
+              </a:graphicData>
+            </a:graphic>
+          </wp:inline>
+        </w:drawing>
+      </w:r>
+    </w:p>
+    <w:p>
+      <w:pPr>
+        <w:pStyle w:val="Standard"/>
+        <w:spacing w:line="360" w:lineRule="auto"/>
+        <w:jc w:val="center"/>
+        <w:rPr>
+          <w:szCs w:val="28"/>
+        </w:rPr>
+      </w:pPr>
+      <w:r>
+        <w:rPr>
+          <w:szCs w:val="28"/>
+        </w:rPr>
+        <w:t xml:space="preserve">Рисунок </w:t>
+      </w:r>
+      <w:r>
+        <w:rPr>
+          <w:szCs w:val="28"/>
+        </w:rPr>
+        <w:t>7</w:t>
+      </w:r>
+      <w:r>
+        <w:rPr>
+          <w:szCs w:val="28"/>
+        </w:rPr>
+        <w:t xml:space="preserve"> – </w:t>
+      </w:r>
+      <w:r>
+        <w:rPr>
+          <w:szCs w:val="28"/>
+        </w:rPr>
+        <w:t>макет добавления книги</w:t>
+      </w:r>
+    </w:p>
+    <w:p>
+      <w:pPr>
+        <w:pStyle w:val="Standard"/>
+        <w:spacing w:line="360" w:lineRule="auto"/>
+        <w:jc w:val="center"/>
+        <w:rPr>
+          <w:sz w:val="28"/>
+          <w:szCs w:val="28"/>
+        </w:rPr>
+      </w:pPr>
+      <w:r>
+        <w:rPr>
+          <w:sz w:val="28"/>
+          <w:szCs w:val="28"/>
+        </w:rPr>
+        <w:drawing>
+          <wp:inline distT="0" distB="0" distL="0" distR="0" wp14:anchorId="1C81528F" wp14:editId="1242B1D7">
+            <wp:extent cx="5506218" cy="3429479"/>
+            <wp:effectExtent l="0" t="0" r="0" b="0"/>
+            <wp:docPr id="16" name="Рисунок 16"/>
+            <wp:cNvGraphicFramePr>
+              <a:graphicFrameLocks xmlns:a="http://schemas.openxmlformats.org/drawingml/2006/main" noChangeAspect="1"/>
+            </wp:cNvGraphicFramePr>
+            <a:graphic xmlns:a="http://schemas.openxmlformats.org/drawingml/2006/main">
+              <a:graphicData uri="http://schemas.openxmlformats.org/drawingml/2006/picture">
+                <pic:pic xmlns:pic="http://schemas.openxmlformats.org/drawingml/2006/picture">
+                  <pic:nvPicPr>
+                    <pic:cNvPr id="1" name=""/>
+                    <pic:cNvPicPr/>
+                  </pic:nvPicPr>
+                  <pic:blipFill>
+                    <a:blip r:embed="rId14"/>
+                    <a:stretch>
+                      <a:fillRect/>
+                    </a:stretch>
+                  </pic:blipFill>
+                  <pic:spPr>
+                    <a:xfrm>
+                      <a:off x="0" y="0"/>
+                      <a:ext cx="5506218" cy="3429479"/>
+                    </a:xfrm>
+                    <a:prstGeom prst="rect">
+                      <a:avLst/>
+                    </a:prstGeom>
+                  </pic:spPr>
+                </pic:pic>
+              </a:graphicData>
+            </a:graphic>
+          </wp:inline>
+        </w:drawing>
+      </w:r>
+      <w:bookmarkStart w:id="0" w:name="_GoBack"/>
+      <w:bookmarkEnd w:id="0"/>
+    </w:p>
+    <w:p>
+      <w:pPr>
+        <w:pStyle w:val="Standard"/>
+        <w:spacing w:line="360" w:lineRule="auto"/>
+        <w:jc w:val="center"/>
+        <w:rPr>
+          <w:szCs w:val="28"/>
+        </w:rPr>
+      </w:pPr>
+      <w:r>
+        <w:rPr>
+          <w:szCs w:val="28"/>
+        </w:rPr>
+        <w:t xml:space="preserve">Рисунок </w:t>
+      </w:r>
+      <w:r>
+        <w:rPr>
+          <w:szCs w:val="28"/>
+        </w:rPr>
+        <w:t>8</w:t>
+      </w:r>
+      <w:r>
+        <w:rPr>
+          <w:szCs w:val="28"/>
+        </w:rPr>
+        <w:t xml:space="preserve"> – </w:t>
+      </w:r>
+      <w:r>
+        <w:rPr>
+          <w:szCs w:val="28"/>
+        </w:rPr>
+        <w:t>окно добавления книги на сайте</w:t>
+      </w:r>
+    </w:p>
+    <w:p>
+      <w:pPr>
+        <w:pStyle w:val="Standard"/>
+        <w:spacing w:line="360" w:lineRule="auto"/>
+        <w:jc w:val="center"/>
+        <w:rPr>
           <w:sz w:val="28"/>
           <w:szCs w:val="28"/>
         </w:rPr>
       </w:pPr>
     </w:p>
     <w:sectPr>
-      <w:headerReference w:type="default" r:id="rId12"/>
-      <w:footerReference w:type="default" r:id="rId13"/>
+      <w:headerReference w:type="default" r:id="rId15"/>
+      <w:footerReference w:type="default" r:id="rId16"/>
       <w:pgSz w:w="11906" w:h="16838"/>
       <w:pgMar w:top="1134" w:right="567" w:bottom="1134" w:left="1701" w:header="720" w:footer="720" w:gutter="0"/>
       <w:cols w:space="720"/>
@@ -5557,7 +5820,7 @@
       <w:rPr>
         <w:noProof/>
       </w:rPr>
-      <w:t>11</w:t>
+      <w:t>10</w:t>
     </w:r>
     <w:r>
       <w:fldChar w:fldCharType="end"/>
